--- a/docs/Диплом/Рабочая папка/Раздел 2.4.docx
+++ b/docs/Диплом/Рабочая папка/Раздел 2.4.docx
@@ -3132,6 +3132,7 @@
         <w:t xml:space="preserve">Созданные кнопки сохраняются в файле </w:t>
       </w:r>
       <w:proofErr w:type="spellStart"/>
+      <w:proofErr w:type="gramStart"/>
       <w:r>
         <w:rPr>
           <w:rFonts w:ascii="Times New Roman" w:hAnsi="Times New Roman" w:cs="Times New Roman"/>
@@ -3141,6 +3142,7 @@
         <w:t>buttons.json</w:t>
       </w:r>
       <w:proofErr w:type="spellEnd"/>
+      <w:proofErr w:type="gramEnd"/>
       <w:r>
         <w:rPr>
           <w:rFonts w:ascii="Times New Roman" w:hAnsi="Times New Roman" w:cs="Times New Roman"/>
@@ -3991,9 +3993,19 @@
           <w:szCs w:val="28"/>
         </w:rPr>
         <w:lastRenderedPageBreak/>
-        <w:t>saved_files.json</w:t>
+        <w:t>saved_</w:t>
+      </w:r>
+      <w:proofErr w:type="gramStart"/>
+      <w:r>
+        <w:rPr>
+          <w:rFonts w:ascii="Times New Roman" w:hAnsi="Times New Roman" w:cs="Times New Roman"/>
+          <w:sz w:val="28"/>
+          <w:szCs w:val="28"/>
+        </w:rPr>
+        <w:t>files.json</w:t>
       </w:r>
       <w:proofErr w:type="spellEnd"/>
+      <w:proofErr w:type="gramEnd"/>
       <w:r>
         <w:rPr>
           <w:rFonts w:ascii="Times New Roman" w:hAnsi="Times New Roman" w:cs="Times New Roman"/>
@@ -4974,7 +4986,58 @@
           <w:sz w:val="28"/>
           <w:szCs w:val="28"/>
         </w:rPr>
-        <w:t>Общие затраты времени составляют 550 часов. При средней ставке разработчика Python среднего уровня 2000 рублей в час (по данным рынка труда 2024 года) стоимость разработки составляет 1 100 000 рублей.</w:t>
+        <w:t xml:space="preserve">Общие затраты времени составляют </w:t>
+      </w:r>
+      <w:r>
+        <w:rPr>
+          <w:rFonts w:ascii="Times New Roman" w:hAnsi="Times New Roman" w:cs="Times New Roman"/>
+          <w:color w:val="FF0000"/>
+          <w:sz w:val="28"/>
+          <w:szCs w:val="28"/>
+        </w:rPr>
+        <w:t xml:space="preserve">550 </w:t>
+      </w:r>
+      <w:r>
+        <w:rPr>
+          <w:rFonts w:ascii="Times New Roman" w:hAnsi="Times New Roman" w:cs="Times New Roman"/>
+          <w:sz w:val="28"/>
+          <w:szCs w:val="28"/>
+        </w:rPr>
+        <w:t xml:space="preserve">часов. При средней ставке разработчика Python среднего уровня </w:t>
+      </w:r>
+      <w:r>
+        <w:rPr>
+          <w:rFonts w:ascii="Times New Roman" w:hAnsi="Times New Roman" w:cs="Times New Roman"/>
+          <w:color w:val="FF0000"/>
+          <w:sz w:val="28"/>
+          <w:szCs w:val="28"/>
+        </w:rPr>
+        <w:t>2000</w:t>
+      </w:r>
+      <w:r>
+        <w:rPr>
+          <w:rFonts w:ascii="Times New Roman" w:hAnsi="Times New Roman" w:cs="Times New Roman"/>
+          <w:sz w:val="28"/>
+          <w:szCs w:val="28"/>
+        </w:rPr>
+        <w:t xml:space="preserve"> рублей в час (по данным рынка труда 2024 года) стоимость разработки составляет </w:t>
+      </w:r>
+      <w:r>
+        <w:rPr>
+          <w:rFonts w:ascii="Times New Roman" w:hAnsi="Times New Roman" w:cs="Times New Roman"/>
+          <w:color w:val="FF0000"/>
+          <w:sz w:val="28"/>
+          <w:szCs w:val="28"/>
+        </w:rPr>
+        <w:t xml:space="preserve">1 100 000 </w:t>
+      </w:r>
+      <w:r>
+        <w:rPr>
+          <w:rFonts w:ascii="Times New Roman" w:hAnsi="Times New Roman" w:cs="Times New Roman"/>
+          <w:sz w:val="28"/>
+          <w:szCs w:val="28"/>
+        </w:rPr>
+        <w:t>рублей.</w:t>
       </w:r>
     </w:p>
     <w:p>
@@ -5117,7 +5180,24 @@
           <w:sz w:val="28"/>
           <w:szCs w:val="28"/>
         </w:rPr>
-        <w:t>инфраструктура разработки (компьютер, интернет) – 50 000 рублей (амортизация оборудования за период разработки).</w:t>
+        <w:t xml:space="preserve">инфраструктура разработки (компьютер, интернет) – </w:t>
+      </w:r>
+      <w:r>
+        <w:rPr>
+          <w:rFonts w:ascii="Times New Roman" w:hAnsi="Times New Roman" w:cs="Times New Roman"/>
+          <w:color w:val="FF0000"/>
+          <w:sz w:val="28"/>
+          <w:szCs w:val="28"/>
+        </w:rPr>
+        <w:t xml:space="preserve">50 000 </w:t>
+      </w:r>
+      <w:r>
+        <w:rPr>
+          <w:rFonts w:ascii="Times New Roman" w:hAnsi="Times New Roman" w:cs="Times New Roman"/>
+          <w:sz w:val="28"/>
+          <w:szCs w:val="28"/>
+        </w:rPr>
+        <w:t>рублей (амортизация оборудования за период разработки).</w:t>
       </w:r>
     </w:p>
     <w:p>
@@ -5140,7 +5220,24 @@
           <w:sz w:val="28"/>
           <w:szCs w:val="28"/>
         </w:rPr>
-        <w:t>Общие затраты на разработку составляют 1 150 000 рублей. При разработке в рамках дипломной работы студентом затраты на оплату труда не учитываются, однако для оценки экономической эффективности необходимо учитывать альтернативную стоимость времени разработчика.</w:t>
+        <w:t xml:space="preserve">Общие затраты на разработку составляют </w:t>
+      </w:r>
+      <w:r>
+        <w:rPr>
+          <w:rFonts w:ascii="Times New Roman" w:hAnsi="Times New Roman" w:cs="Times New Roman"/>
+          <w:color w:val="FF0000"/>
+          <w:sz w:val="28"/>
+          <w:szCs w:val="28"/>
+        </w:rPr>
+        <w:t xml:space="preserve">1 150 000 </w:t>
+      </w:r>
+      <w:r>
+        <w:rPr>
+          <w:rFonts w:ascii="Times New Roman" w:hAnsi="Times New Roman" w:cs="Times New Roman"/>
+          <w:sz w:val="28"/>
+          <w:szCs w:val="28"/>
+        </w:rPr>
+        <w:t>рублей. При разработке в рамках дипломной работы студентом затраты на оплату труда не учитываются, однако для оценки экономической эффективности необходимо учитывать альтернативную стоимость времени разработчика.</w:t>
       </w:r>
     </w:p>
     <w:sectPr>
@@ -8331,7 +8428,7 @@
 </file>
 
 <file path=customXml/itemProps1.xml><?xml version="1.0" encoding="utf-8"?>
-<ds:datastoreItem xmlns:ds="http://schemas.openxmlformats.org/officeDocument/2006/customXml" ds:itemID="{A1810095-DBF6-4B08-B2D6-9433E3A16786}">
+<ds:datastoreItem xmlns:ds="http://schemas.openxmlformats.org/officeDocument/2006/customXml" ds:itemID="{A5CB97EC-AC5F-4397-BF03-F5AE69A47AB4}">
   <ds:schemaRefs>
     <ds:schemaRef ds:uri="urn:markdown/source"/>
   </ds:schemaRefs>
